--- a/content/member-assets/airbnb-photo-refresh-service/host-outreach-scripts.docx
+++ b/content/member-assets/airbnb-photo-refresh-service/host-outreach-scripts.docx
@@ -759,7 +759,7 @@
               <w:pStyle w:val="TableCell"/>
             </w:pPr>
             <w:r>
-              <w:t xml:space="preserve">Best prospects — Short-stay listings with good spaces but dim, empty, cold, cluttered, or sterile first-five…</w:t>
+              <w:t xml:space="preserve">Best prospects - Short-stay listings with good spaces but dim, empty, cold, cluttered, or sterile first-five…</w:t>
             </w:r>
           </w:p>
         </w:tc>
@@ -801,7 +801,7 @@
               <w:pStyle w:val="TableCell"/>
             </w:pPr>
             <w:r>
-              <w:t xml:space="preserve">Cold email: proactive sample opener — Subject: quick visual refresh idea for [listing name]</w:t>
+              <w:t xml:space="preserve">Cold email: proactive sample opener - Subject: quick visual refresh idea for [listing name]</w:t>
             </w:r>
           </w:p>
         </w:tc>
@@ -845,7 +845,7 @@
               <w:pStyle w:val="TableCell"/>
             </w:pPr>
             <w:r>
-              <w:t xml:space="preserve">Cold email: direct before/after attached — Subject: sample refresh for [listing]</w:t>
+              <w:t xml:space="preserve">Cold email: direct before/after attached - Subject: sample refresh for [listing]</w:t>
             </w:r>
           </w:p>
         </w:tc>
@@ -887,7 +887,7 @@
               <w:pStyle w:val="TableCell"/>
             </w:pPr>
             <w:r>
-              <w:t xml:space="preserve">DM version — Hey [Name], I saw your [listing/room] photo and made a quick concept showing how it could…</w:t>
+              <w:t xml:space="preserve">DM version - Hey [Name], I saw your [listing/room] photo and made a quick concept showing how it could…</w:t>
             </w:r>
           </w:p>
         </w:tc>
@@ -931,7 +931,7 @@
               <w:pStyle w:val="TableCell"/>
             </w:pPr>
             <w:r>
-              <w:t xml:space="preserve">Loom script — 0:00-0:10 - Show the current listing photo and name the visible issue: dim, empty, cold…</w:t>
+              <w:t xml:space="preserve">Loom script - 0:00-0:10 - Show the current listing photo and name the visible issue: dim, empty, cold…</w:t>
             </w:r>
           </w:p>
         </w:tc>
@@ -973,7 +973,7 @@
               <w:pStyle w:val="TableCell"/>
             </w:pPr>
             <w:r>
-              <w:t xml:space="preserve">Follow-up sequence — Day 2: send one additional room idea, such as balcony coffee scene, bedroom arrival moment…</w:t>
+              <w:t xml:space="preserve">Follow-up sequence - Day 2: send one additional room idea, such as balcony coffee scene, bedroom arrival moment…</w:t>
             </w:r>
           </w:p>
         </w:tc>
@@ -1017,7 +1017,7 @@
               <w:pStyle w:val="TableCell"/>
             </w:pPr>
             <w:r>
-              <w:t xml:space="preserve">Objection handling — Is this misleading? The offer preserves the real property and only uses host-approved…</w:t>
+              <w:t xml:space="preserve">Objection handling - Is this misleading? The offer preserves the real property and only uses host-approved…</w:t>
             </w:r>
           </w:p>
         </w:tc>
@@ -1059,7 +1059,7 @@
               <w:pStyle w:val="TableCell"/>
             </w:pPr>
             <w:r>
-              <w:t xml:space="preserve">Close and handoff copy — Great. For the starter refresh I need the listing URL, original source photos where…</w:t>
+              <w:t xml:space="preserve">Close and handoff copy - Great. For the starter refresh I need the listing URL, original source photos where…</w:t>
             </w:r>
           </w:p>
         </w:tc>
@@ -1103,7 +1103,7 @@
               <w:pStyle w:val="TableCell"/>
             </w:pPr>
             <w:r>
-              <w:t xml:space="preserve">Delivery standards (shared) — This asset is for short-term rental hosts; replace bracketed fields with their specifics…</w:t>
+              <w:t xml:space="preserve">Delivery standards (shared) - This asset is for short-term rental hosts; replace bracketed fields with their specifics…</w:t>
             </w:r>
           </w:p>
         </w:tc>
@@ -1802,7 +1802,7 @@
     <w:lvl w:ilvl="0">
       <w:start w:val="1"/>
       <w:numFmt w:val="bullet"/>
-      <w:lvlText w:val="–"/>
+      <w:lvlText w:val="-"/>
       <w:pPr>
         <w:ind w:left="540" w:hanging="220"/>
       </w:pPr>
